--- a/1-运维服务目录/0101- 运维服务目录管理制度.docx
+++ b/1-运维服务目录/0101- 运维服务目录管理制度.docx
@@ -92,6 +92,8 @@
         </w:rPr>
         <w:t>：V1.0</w:t>
       </w:r>
+      <w:bookmarkStart w:id="52" w:name="_GoBack"/>
+      <w:bookmarkEnd w:id="52"/>
     </w:p>
     <w:p>
       <w:pPr>
@@ -106,7 +108,7 @@
         <w:bidi w:val="0"/>
       </w:pPr>
       <w:bookmarkStart w:id="0" w:name="_Toc10904"/>
-      <w:bookmarkStart w:id="1" w:name="_Toc23962"/>
+      <w:bookmarkStart w:id="1" w:name="_Toc22741"/>
       <w:r>
         <w:rPr>
           <w:rFonts w:hint="eastAsia"/>
@@ -133,7 +135,7 @@
           <w:lang w:val="en-US" w:eastAsia="zh-CN"/>
         </w:rPr>
       </w:pPr>
-      <w:bookmarkStart w:id="2" w:name="_Toc13660"/>
+      <w:bookmarkStart w:id="2" w:name="_Toc22861"/>
       <w:r>
         <w:t>运维服务目录管理</w:t>
       </w:r>
@@ -1357,12 +1359,6 @@
             <w:insideH w:val="single" w:color="000000" w:sz="2" w:space="0"/>
             <w:insideV w:val="single" w:color="000000" w:sz="2" w:space="0"/>
           </w:tblBorders>
-          <w:tblCellMar>
-            <w:top w:w="0" w:type="dxa"/>
-            <w:left w:w="0" w:type="dxa"/>
-            <w:bottom w:w="0" w:type="dxa"/>
-            <w:right w:w="0" w:type="dxa"/>
-          </w:tblCellMar>
         </w:tblPrEx>
         <w:trPr>
           <w:trHeight w:val="557" w:hRule="atLeast"/>
@@ -1812,8 +1808,6 @@
               <w:tab w:val="right" w:leader="dot" w:pos="8306"/>
             </w:tabs>
           </w:pPr>
-          <w:bookmarkStart w:id="52" w:name="_GoBack"/>
-          <w:bookmarkEnd w:id="52"/>
           <w:r>
             <w:rPr>
               <w:rFonts w:hint="eastAsia" w:ascii="宋体" w:hAnsi="宋体" w:eastAsia="宋体" w:cs="宋体"/>
@@ -1850,7 +1844,7 @@
               <w:rFonts w:hint="eastAsia" w:ascii="宋体" w:hAnsi="宋体" w:eastAsia="宋体" w:cs="宋体"/>
               <w:szCs w:val="24"/>
             </w:rPr>
-            <w:instrText xml:space="preserve"> HYPERLINK \l _Toc23962 </w:instrText>
+            <w:instrText xml:space="preserve"> HYPERLINK \l _Toc22741 </w:instrText>
           </w:r>
           <w:r>
             <w:rPr>
@@ -1873,7 +1867,7 @@
             <w:fldChar w:fldCharType="begin"/>
           </w:r>
           <w:r>
-            <w:instrText xml:space="preserve"> PAGEREF _Toc23962 \h </w:instrText>
+            <w:instrText xml:space="preserve"> PAGEREF _Toc22741 \h </w:instrText>
           </w:r>
           <w:r>
             <w:fldChar w:fldCharType="separate"/>
@@ -1911,7 +1905,7 @@
               <w:rFonts w:hint="eastAsia" w:ascii="宋体" w:hAnsi="宋体" w:eastAsia="宋体" w:cs="宋体"/>
               <w:szCs w:val="24"/>
             </w:rPr>
-            <w:instrText xml:space="preserve"> HYPERLINK \l _Toc13660 </w:instrText>
+            <w:instrText xml:space="preserve"> HYPERLINK \l _Toc22861 </w:instrText>
           </w:r>
           <w:r>
             <w:rPr>
@@ -1937,7 +1931,7 @@
             <w:fldChar w:fldCharType="begin"/>
           </w:r>
           <w:r>
-            <w:instrText xml:space="preserve"> PAGEREF _Toc13660 \h </w:instrText>
+            <w:instrText xml:space="preserve"> PAGEREF _Toc22861 \h </w:instrText>
           </w:r>
           <w:r>
             <w:fldChar w:fldCharType="separate"/>
@@ -1975,7 +1969,7 @@
               <w:rFonts w:hint="eastAsia" w:ascii="宋体" w:hAnsi="宋体" w:eastAsia="宋体" w:cs="宋体"/>
               <w:szCs w:val="24"/>
             </w:rPr>
-            <w:instrText xml:space="preserve"> HYPERLINK \l _Toc663 </w:instrText>
+            <w:instrText xml:space="preserve"> HYPERLINK \l _Toc30059 </w:instrText>
           </w:r>
           <w:r>
             <w:rPr>
@@ -2000,7 +1994,7 @@
             <w:fldChar w:fldCharType="begin"/>
           </w:r>
           <w:r>
-            <w:instrText xml:space="preserve"> PAGEREF _Toc663 \h </w:instrText>
+            <w:instrText xml:space="preserve"> PAGEREF _Toc30059 \h </w:instrText>
           </w:r>
           <w:r>
             <w:fldChar w:fldCharType="separate"/>
@@ -2038,7 +2032,7 @@
               <w:rFonts w:hint="eastAsia" w:ascii="宋体" w:hAnsi="宋体" w:eastAsia="宋体" w:cs="宋体"/>
               <w:szCs w:val="24"/>
             </w:rPr>
-            <w:instrText xml:space="preserve"> HYPERLINK \l _Toc20244 </w:instrText>
+            <w:instrText xml:space="preserve"> HYPERLINK \l _Toc15343 </w:instrText>
           </w:r>
           <w:r>
             <w:rPr>
@@ -2068,7 +2062,7 @@
             <w:fldChar w:fldCharType="begin"/>
           </w:r>
           <w:r>
-            <w:instrText xml:space="preserve"> PAGEREF _Toc20244 \h </w:instrText>
+            <w:instrText xml:space="preserve"> PAGEREF _Toc15343 \h </w:instrText>
           </w:r>
           <w:r>
             <w:fldChar w:fldCharType="separate"/>
@@ -2106,7 +2100,7 @@
               <w:rFonts w:hint="eastAsia" w:ascii="宋体" w:hAnsi="宋体" w:eastAsia="宋体" w:cs="宋体"/>
               <w:szCs w:val="24"/>
             </w:rPr>
-            <w:instrText xml:space="preserve"> HYPERLINK \l _Toc30722 </w:instrText>
+            <w:instrText xml:space="preserve"> HYPERLINK \l _Toc32122 </w:instrText>
           </w:r>
           <w:r>
             <w:rPr>
@@ -2131,7 +2125,7 @@
             <w:fldChar w:fldCharType="begin"/>
           </w:r>
           <w:r>
-            <w:instrText xml:space="preserve"> PAGEREF _Toc30722 \h </w:instrText>
+            <w:instrText xml:space="preserve"> PAGEREF _Toc32122 \h </w:instrText>
           </w:r>
           <w:r>
             <w:fldChar w:fldCharType="separate"/>
@@ -2169,7 +2163,7 @@
               <w:rFonts w:hint="eastAsia" w:ascii="宋体" w:hAnsi="宋体" w:eastAsia="宋体" w:cs="宋体"/>
               <w:szCs w:val="24"/>
             </w:rPr>
-            <w:instrText xml:space="preserve"> HYPERLINK \l _Toc4406 </w:instrText>
+            <w:instrText xml:space="preserve"> HYPERLINK \l _Toc2180 </w:instrText>
           </w:r>
           <w:r>
             <w:rPr>
@@ -2194,7 +2188,7 @@
             <w:fldChar w:fldCharType="begin"/>
           </w:r>
           <w:r>
-            <w:instrText xml:space="preserve"> PAGEREF _Toc4406 \h </w:instrText>
+            <w:instrText xml:space="preserve"> PAGEREF _Toc2180 \h </w:instrText>
           </w:r>
           <w:r>
             <w:fldChar w:fldCharType="separate"/>
@@ -2232,7 +2226,7 @@
               <w:rFonts w:hint="eastAsia" w:ascii="宋体" w:hAnsi="宋体" w:eastAsia="宋体" w:cs="宋体"/>
               <w:szCs w:val="24"/>
             </w:rPr>
-            <w:instrText xml:space="preserve"> HYPERLINK \l _Toc3087 </w:instrText>
+            <w:instrText xml:space="preserve"> HYPERLINK \l _Toc2965 </w:instrText>
           </w:r>
           <w:r>
             <w:rPr>
@@ -2257,7 +2251,7 @@
             <w:fldChar w:fldCharType="begin"/>
           </w:r>
           <w:r>
-            <w:instrText xml:space="preserve"> PAGEREF _Toc3087 \h </w:instrText>
+            <w:instrText xml:space="preserve"> PAGEREF _Toc2965 \h </w:instrText>
           </w:r>
           <w:r>
             <w:fldChar w:fldCharType="separate"/>
@@ -2295,7 +2289,7 @@
               <w:rFonts w:hint="eastAsia" w:ascii="宋体" w:hAnsi="宋体" w:eastAsia="宋体" w:cs="宋体"/>
               <w:szCs w:val="24"/>
             </w:rPr>
-            <w:instrText xml:space="preserve"> HYPERLINK \l _Toc209 </w:instrText>
+            <w:instrText xml:space="preserve"> HYPERLINK \l _Toc7239 </w:instrText>
           </w:r>
           <w:r>
             <w:rPr>
@@ -2325,7 +2319,7 @@
             <w:fldChar w:fldCharType="begin"/>
           </w:r>
           <w:r>
-            <w:instrText xml:space="preserve"> PAGEREF _Toc209 \h </w:instrText>
+            <w:instrText xml:space="preserve"> PAGEREF _Toc7239 \h </w:instrText>
           </w:r>
           <w:r>
             <w:fldChar w:fldCharType="separate"/>
@@ -2363,7 +2357,7 @@
               <w:rFonts w:hint="eastAsia" w:ascii="宋体" w:hAnsi="宋体" w:eastAsia="宋体" w:cs="宋体"/>
               <w:szCs w:val="24"/>
             </w:rPr>
-            <w:instrText xml:space="preserve"> HYPERLINK \l _Toc2198 </w:instrText>
+            <w:instrText xml:space="preserve"> HYPERLINK \l _Toc18742 </w:instrText>
           </w:r>
           <w:r>
             <w:rPr>
@@ -2393,7 +2387,7 @@
             <w:fldChar w:fldCharType="begin"/>
           </w:r>
           <w:r>
-            <w:instrText xml:space="preserve"> PAGEREF _Toc2198 \h </w:instrText>
+            <w:instrText xml:space="preserve"> PAGEREF _Toc18742 \h </w:instrText>
           </w:r>
           <w:r>
             <w:fldChar w:fldCharType="separate"/>
@@ -2431,7 +2425,7 @@
               <w:rFonts w:hint="eastAsia" w:ascii="宋体" w:hAnsi="宋体" w:eastAsia="宋体" w:cs="宋体"/>
               <w:szCs w:val="24"/>
             </w:rPr>
-            <w:instrText xml:space="preserve"> HYPERLINK \l _Toc15705 </w:instrText>
+            <w:instrText xml:space="preserve"> HYPERLINK \l _Toc24391 </w:instrText>
           </w:r>
           <w:r>
             <w:rPr>
@@ -2456,7 +2450,7 @@
             <w:fldChar w:fldCharType="begin"/>
           </w:r>
           <w:r>
-            <w:instrText xml:space="preserve"> PAGEREF _Toc15705 \h </w:instrText>
+            <w:instrText xml:space="preserve"> PAGEREF _Toc24391 \h </w:instrText>
           </w:r>
           <w:r>
             <w:fldChar w:fldCharType="separate"/>
@@ -2494,7 +2488,7 @@
               <w:rFonts w:hint="eastAsia" w:ascii="宋体" w:hAnsi="宋体" w:eastAsia="宋体" w:cs="宋体"/>
               <w:szCs w:val="24"/>
             </w:rPr>
-            <w:instrText xml:space="preserve"> HYPERLINK \l _Toc73 </w:instrText>
+            <w:instrText xml:space="preserve"> HYPERLINK \l _Toc22695 </w:instrText>
           </w:r>
           <w:r>
             <w:rPr>
@@ -2519,7 +2513,7 @@
             <w:fldChar w:fldCharType="begin"/>
           </w:r>
           <w:r>
-            <w:instrText xml:space="preserve"> PAGEREF _Toc73 \h </w:instrText>
+            <w:instrText xml:space="preserve"> PAGEREF _Toc22695 \h </w:instrText>
           </w:r>
           <w:r>
             <w:fldChar w:fldCharType="separate"/>
@@ -2557,7 +2551,7 @@
               <w:rFonts w:hint="eastAsia" w:ascii="宋体" w:hAnsi="宋体" w:eastAsia="宋体" w:cs="宋体"/>
               <w:szCs w:val="24"/>
             </w:rPr>
-            <w:instrText xml:space="preserve"> HYPERLINK \l _Toc896 </w:instrText>
+            <w:instrText xml:space="preserve"> HYPERLINK \l _Toc17212 </w:instrText>
           </w:r>
           <w:r>
             <w:rPr>
@@ -2582,7 +2576,7 @@
             <w:fldChar w:fldCharType="begin"/>
           </w:r>
           <w:r>
-            <w:instrText xml:space="preserve"> PAGEREF _Toc896 \h </w:instrText>
+            <w:instrText xml:space="preserve"> PAGEREF _Toc17212 \h </w:instrText>
           </w:r>
           <w:r>
             <w:fldChar w:fldCharType="separate"/>
@@ -2620,7 +2614,7 @@
               <w:rFonts w:hint="eastAsia" w:ascii="宋体" w:hAnsi="宋体" w:eastAsia="宋体" w:cs="宋体"/>
               <w:szCs w:val="24"/>
             </w:rPr>
-            <w:instrText xml:space="preserve"> HYPERLINK \l _Toc1716 </w:instrText>
+            <w:instrText xml:space="preserve"> HYPERLINK \l _Toc8973 </w:instrText>
           </w:r>
           <w:r>
             <w:rPr>
@@ -2645,7 +2639,7 @@
             <w:fldChar w:fldCharType="begin"/>
           </w:r>
           <w:r>
-            <w:instrText xml:space="preserve"> PAGEREF _Toc1716 \h </w:instrText>
+            <w:instrText xml:space="preserve"> PAGEREF _Toc8973 \h </w:instrText>
           </w:r>
           <w:r>
             <w:fldChar w:fldCharType="separate"/>
@@ -2683,7 +2677,7 @@
               <w:rFonts w:hint="eastAsia" w:ascii="宋体" w:hAnsi="宋体" w:eastAsia="宋体" w:cs="宋体"/>
               <w:szCs w:val="24"/>
             </w:rPr>
-            <w:instrText xml:space="preserve"> HYPERLINK \l _Toc17341 </w:instrText>
+            <w:instrText xml:space="preserve"> HYPERLINK \l _Toc31194 </w:instrText>
           </w:r>
           <w:r>
             <w:rPr>
@@ -2708,7 +2702,7 @@
             <w:fldChar w:fldCharType="begin"/>
           </w:r>
           <w:r>
-            <w:instrText xml:space="preserve"> PAGEREF _Toc17341 \h </w:instrText>
+            <w:instrText xml:space="preserve"> PAGEREF _Toc31194 \h </w:instrText>
           </w:r>
           <w:r>
             <w:fldChar w:fldCharType="separate"/>
@@ -2746,7 +2740,7 @@
               <w:rFonts w:hint="eastAsia" w:ascii="宋体" w:hAnsi="宋体" w:eastAsia="宋体" w:cs="宋体"/>
               <w:szCs w:val="24"/>
             </w:rPr>
-            <w:instrText xml:space="preserve"> HYPERLINK \l _Toc12582 </w:instrText>
+            <w:instrText xml:space="preserve"> HYPERLINK \l _Toc21479 </w:instrText>
           </w:r>
           <w:r>
             <w:rPr>
@@ -2771,7 +2765,7 @@
             <w:fldChar w:fldCharType="begin"/>
           </w:r>
           <w:r>
-            <w:instrText xml:space="preserve"> PAGEREF _Toc12582 \h </w:instrText>
+            <w:instrText xml:space="preserve"> PAGEREF _Toc21479 \h </w:instrText>
           </w:r>
           <w:r>
             <w:fldChar w:fldCharType="separate"/>
@@ -2809,7 +2803,7 @@
               <w:rFonts w:hint="eastAsia" w:ascii="宋体" w:hAnsi="宋体" w:eastAsia="宋体" w:cs="宋体"/>
               <w:szCs w:val="24"/>
             </w:rPr>
-            <w:instrText xml:space="preserve"> HYPERLINK \l _Toc21002 </w:instrText>
+            <w:instrText xml:space="preserve"> HYPERLINK \l _Toc9938 </w:instrText>
           </w:r>
           <w:r>
             <w:rPr>
@@ -2840,7 +2834,7 @@
             <w:fldChar w:fldCharType="begin"/>
           </w:r>
           <w:r>
-            <w:instrText xml:space="preserve"> PAGEREF _Toc21002 \h </w:instrText>
+            <w:instrText xml:space="preserve"> PAGEREF _Toc9938 \h </w:instrText>
           </w:r>
           <w:r>
             <w:fldChar w:fldCharType="separate"/>
@@ -2878,7 +2872,7 @@
               <w:rFonts w:hint="eastAsia" w:ascii="宋体" w:hAnsi="宋体" w:eastAsia="宋体" w:cs="宋体"/>
               <w:szCs w:val="24"/>
             </w:rPr>
-            <w:instrText xml:space="preserve"> HYPERLINK \l _Toc28660 </w:instrText>
+            <w:instrText xml:space="preserve"> HYPERLINK \l _Toc21897 </w:instrText>
           </w:r>
           <w:r>
             <w:rPr>
@@ -2908,7 +2902,7 @@
             <w:fldChar w:fldCharType="begin"/>
           </w:r>
           <w:r>
-            <w:instrText xml:space="preserve"> PAGEREF _Toc28660 \h </w:instrText>
+            <w:instrText xml:space="preserve"> PAGEREF _Toc21897 \h </w:instrText>
           </w:r>
           <w:r>
             <w:fldChar w:fldCharType="separate"/>
@@ -2946,7 +2940,7 @@
               <w:rFonts w:hint="eastAsia" w:ascii="宋体" w:hAnsi="宋体" w:eastAsia="宋体" w:cs="宋体"/>
               <w:szCs w:val="24"/>
             </w:rPr>
-            <w:instrText xml:space="preserve"> HYPERLINK \l _Toc8357 </w:instrText>
+            <w:instrText xml:space="preserve"> HYPERLINK \l _Toc13037 </w:instrText>
           </w:r>
           <w:r>
             <w:rPr>
@@ -2976,7 +2970,7 @@
             <w:fldChar w:fldCharType="begin"/>
           </w:r>
           <w:r>
-            <w:instrText xml:space="preserve"> PAGEREF _Toc8357 \h </w:instrText>
+            <w:instrText xml:space="preserve"> PAGEREF _Toc13037 \h </w:instrText>
           </w:r>
           <w:r>
             <w:fldChar w:fldCharType="separate"/>
@@ -3014,7 +3008,7 @@
               <w:rFonts w:hint="eastAsia" w:ascii="宋体" w:hAnsi="宋体" w:eastAsia="宋体" w:cs="宋体"/>
               <w:szCs w:val="24"/>
             </w:rPr>
-            <w:instrText xml:space="preserve"> HYPERLINK \l _Toc2737 </w:instrText>
+            <w:instrText xml:space="preserve"> HYPERLINK \l _Toc32338 </w:instrText>
           </w:r>
           <w:r>
             <w:rPr>
@@ -3043,7 +3037,7 @@
             <w:fldChar w:fldCharType="begin"/>
           </w:r>
           <w:r>
-            <w:instrText xml:space="preserve"> PAGEREF _Toc2737 \h </w:instrText>
+            <w:instrText xml:space="preserve"> PAGEREF _Toc32338 \h </w:instrText>
           </w:r>
           <w:r>
             <w:fldChar w:fldCharType="separate"/>
@@ -3081,7 +3075,7 @@
               <w:rFonts w:hint="eastAsia" w:ascii="宋体" w:hAnsi="宋体" w:eastAsia="宋体" w:cs="宋体"/>
               <w:szCs w:val="24"/>
             </w:rPr>
-            <w:instrText xml:space="preserve"> HYPERLINK \l _Toc17887 </w:instrText>
+            <w:instrText xml:space="preserve"> HYPERLINK \l _Toc20705 </w:instrText>
           </w:r>
           <w:r>
             <w:rPr>
@@ -3110,7 +3104,7 @@
             <w:fldChar w:fldCharType="begin"/>
           </w:r>
           <w:r>
-            <w:instrText xml:space="preserve"> PAGEREF _Toc17887 \h </w:instrText>
+            <w:instrText xml:space="preserve"> PAGEREF _Toc20705 \h </w:instrText>
           </w:r>
           <w:r>
             <w:fldChar w:fldCharType="separate"/>
@@ -3148,7 +3142,7 @@
               <w:rFonts w:hint="eastAsia" w:ascii="宋体" w:hAnsi="宋体" w:eastAsia="宋体" w:cs="宋体"/>
               <w:szCs w:val="24"/>
             </w:rPr>
-            <w:instrText xml:space="preserve"> HYPERLINK \l _Toc8019 </w:instrText>
+            <w:instrText xml:space="preserve"> HYPERLINK \l _Toc23728 </w:instrText>
           </w:r>
           <w:r>
             <w:rPr>
@@ -3173,7 +3167,7 @@
             <w:fldChar w:fldCharType="begin"/>
           </w:r>
           <w:r>
-            <w:instrText xml:space="preserve"> PAGEREF _Toc8019 \h </w:instrText>
+            <w:instrText xml:space="preserve"> PAGEREF _Toc23728 \h </w:instrText>
           </w:r>
           <w:r>
             <w:fldChar w:fldCharType="separate"/>
@@ -3288,7 +3282,7 @@
         <w:topLinePunct w:val="0"/>
         <w:bidi w:val="0"/>
       </w:pPr>
-      <w:bookmarkStart w:id="3" w:name="_Toc663"/>
+      <w:bookmarkStart w:id="3" w:name="_Toc30059"/>
       <w:r>
         <w:t>目的</w:t>
       </w:r>
@@ -3399,7 +3393,7 @@
           <w:lang w:val="en-US" w:eastAsia="zh-CN"/>
         </w:rPr>
       </w:pPr>
-      <w:bookmarkStart w:id="4" w:name="_Toc20244"/>
+      <w:bookmarkStart w:id="4" w:name="_Toc15343"/>
       <w:r>
         <w:rPr>
           <w:rFonts w:hint="eastAsia"/>
@@ -3451,7 +3445,7 @@
       <w:bookmarkEnd w:id="5"/>
       <w:bookmarkStart w:id="6" w:name="bookmark3"/>
       <w:bookmarkEnd w:id="6"/>
-      <w:bookmarkStart w:id="7" w:name="_Toc30722"/>
+      <w:bookmarkStart w:id="7" w:name="_Toc32122"/>
       <w:r>
         <w:t>适用范围</w:t>
       </w:r>
@@ -3507,13 +3501,13 @@
       </w:pPr>
       <w:bookmarkStart w:id="8" w:name="bookmark5"/>
       <w:bookmarkEnd w:id="8"/>
-      <w:bookmarkStart w:id="9" w:name="bookmark8"/>
+      <w:bookmarkStart w:id="9" w:name="bookmark7"/>
       <w:bookmarkEnd w:id="9"/>
-      <w:bookmarkStart w:id="10" w:name="bookmark6"/>
+      <w:bookmarkStart w:id="10" w:name="bookmark8"/>
       <w:bookmarkEnd w:id="10"/>
-      <w:bookmarkStart w:id="11" w:name="bookmark7"/>
+      <w:bookmarkStart w:id="11" w:name="bookmark6"/>
       <w:bookmarkEnd w:id="11"/>
-      <w:bookmarkStart w:id="12" w:name="_Toc4406"/>
+      <w:bookmarkStart w:id="12" w:name="_Toc2180"/>
       <w:r>
         <w:t>职责</w:t>
       </w:r>
@@ -3533,7 +3527,7 @@
       </w:pPr>
       <w:bookmarkStart w:id="13" w:name="bookmark29"/>
       <w:bookmarkEnd w:id="13"/>
-      <w:bookmarkStart w:id="14" w:name="_Toc3087"/>
+      <w:bookmarkStart w:id="14" w:name="_Toc2965"/>
       <w:r>
         <w:t>管理者代表</w:t>
       </w:r>
@@ -3591,11 +3585,11 @@
           <w:lang w:val="en-US" w:eastAsia="zh-CN"/>
         </w:rPr>
       </w:pPr>
-      <w:bookmarkStart w:id="15" w:name="bookmark9"/>
+      <w:bookmarkStart w:id="15" w:name="bookmark10"/>
       <w:bookmarkEnd w:id="15"/>
-      <w:bookmarkStart w:id="16" w:name="bookmark10"/>
+      <w:bookmarkStart w:id="16" w:name="bookmark9"/>
       <w:bookmarkEnd w:id="16"/>
-      <w:bookmarkStart w:id="17" w:name="_Toc209"/>
+      <w:bookmarkStart w:id="17" w:name="_Toc7239"/>
       <w:r>
         <w:rPr>
           <w:rFonts w:hint="eastAsia"/>
@@ -3657,11 +3651,11 @@
           <w:lang w:val="en-US" w:eastAsia="zh-CN"/>
         </w:rPr>
       </w:pPr>
-      <w:bookmarkStart w:id="18" w:name="bookmark12"/>
+      <w:bookmarkStart w:id="18" w:name="bookmark11"/>
       <w:bookmarkEnd w:id="18"/>
-      <w:bookmarkStart w:id="19" w:name="bookmark11"/>
+      <w:bookmarkStart w:id="19" w:name="bookmark12"/>
       <w:bookmarkEnd w:id="19"/>
-      <w:bookmarkStart w:id="20" w:name="_Toc2198"/>
+      <w:bookmarkStart w:id="20" w:name="_Toc18742"/>
       <w:r>
         <w:rPr>
           <w:rFonts w:hint="eastAsia"/>
@@ -3719,16 +3713,16 @@
         <w:topLinePunct w:val="0"/>
         <w:bidi w:val="0"/>
       </w:pPr>
-      <w:bookmarkStart w:id="21" w:name="bookmark16"/>
+      <w:bookmarkStart w:id="21" w:name="bookmark14"/>
       <w:bookmarkEnd w:id="21"/>
-      <w:bookmarkStart w:id="22" w:name="bookmark14"/>
+      <w:bookmarkStart w:id="22" w:name="bookmark15"/>
       <w:bookmarkEnd w:id="22"/>
-      <w:bookmarkStart w:id="23" w:name="bookmark15"/>
+      <w:bookmarkStart w:id="23" w:name="bookmark16"/>
       <w:bookmarkEnd w:id="23"/>
       <w:bookmarkStart w:id="24" w:name="bookmark13"/>
       <w:bookmarkEnd w:id="24"/>
       <w:bookmarkStart w:id="25" w:name="_Toc10089"/>
-      <w:bookmarkStart w:id="26" w:name="_Toc15705"/>
+      <w:bookmarkStart w:id="26" w:name="_Toc24391"/>
       <w:r>
         <w:t>具体内容</w:t>
       </w:r>
@@ -3749,7 +3743,7 @@
       </w:pPr>
       <w:bookmarkStart w:id="27" w:name="bookmark30"/>
       <w:bookmarkEnd w:id="27"/>
-      <w:bookmarkStart w:id="28" w:name="_Toc73"/>
+      <w:bookmarkStart w:id="28" w:name="_Toc22695"/>
       <w:r>
         <w:t>建立服务目录</w:t>
       </w:r>
@@ -4185,7 +4179,7 @@
       <w:bookmarkEnd w:id="29"/>
       <w:bookmarkStart w:id="30" w:name="bookmark17"/>
       <w:bookmarkEnd w:id="30"/>
-      <w:bookmarkStart w:id="31" w:name="_Toc896"/>
+      <w:bookmarkStart w:id="31" w:name="_Toc17212"/>
       <w:r>
         <w:t>监控服务目录</w:t>
       </w:r>
@@ -4370,7 +4364,7 @@
       <w:bookmarkEnd w:id="32"/>
       <w:bookmarkStart w:id="33" w:name="bookmark19"/>
       <w:bookmarkEnd w:id="33"/>
-      <w:bookmarkStart w:id="34" w:name="_Toc1716"/>
+      <w:bookmarkStart w:id="34" w:name="_Toc8973"/>
       <w:r>
         <w:t>定期评审</w:t>
       </w:r>
@@ -4509,7 +4503,7 @@
       <w:bookmarkEnd w:id="35"/>
       <w:bookmarkStart w:id="36" w:name="bookmark21"/>
       <w:bookmarkEnd w:id="36"/>
-      <w:bookmarkStart w:id="37" w:name="_Toc17341"/>
+      <w:bookmarkStart w:id="37" w:name="_Toc31194"/>
       <w:r>
         <w:t>修订和验证</w:t>
       </w:r>
@@ -4765,7 +4759,7 @@
       <w:bookmarkEnd w:id="38"/>
       <w:bookmarkStart w:id="39" w:name="bookmark23"/>
       <w:bookmarkEnd w:id="39"/>
-      <w:bookmarkStart w:id="40" w:name="_Toc12582"/>
+      <w:bookmarkStart w:id="40" w:name="_Toc21479"/>
       <w:r>
         <w:t>服务目录的发布</w:t>
       </w:r>
@@ -4877,7 +4871,7 @@
         </w:rPr>
         <w:t xml:space="preserve"> </w:t>
       </w:r>
-      <w:bookmarkStart w:id="44" w:name="_Toc21002"/>
+      <w:bookmarkStart w:id="44" w:name="_Toc9938"/>
       <w:r>
         <w:rPr>
           <w:rFonts w:ascii="宋体" w:hAnsi="宋体" w:eastAsia="宋体" w:cs="宋体"/>
@@ -5014,7 +5008,7 @@
           <w:lang w:val="en-US" w:eastAsia="zh-CN"/>
         </w:rPr>
       </w:pPr>
-      <w:bookmarkStart w:id="45" w:name="_Toc28660"/>
+      <w:bookmarkStart w:id="45" w:name="_Toc21897"/>
       <w:r>
         <w:rPr>
           <w:rFonts w:hint="eastAsia"/>
@@ -5042,7 +5036,7 @@
           <w:lang w:val="en-US" w:eastAsia="zh-CN"/>
         </w:rPr>
       </w:pPr>
-      <w:bookmarkStart w:id="46" w:name="_Toc8357"/>
+      <w:bookmarkStart w:id="46" w:name="_Toc13037"/>
       <w:r>
         <w:rPr>
           <w:rFonts w:hint="eastAsia"/>
@@ -5133,7 +5127,7 @@
       <w:bookmarkEnd w:id="47"/>
       <w:bookmarkStart w:id="48" w:name="bookmark27"/>
       <w:bookmarkEnd w:id="48"/>
-      <w:bookmarkStart w:id="49" w:name="_Toc2737"/>
+      <w:bookmarkStart w:id="49" w:name="_Toc32338"/>
       <w:r>
         <w:rPr>
           <w:rFonts w:hint="eastAsia"/>
@@ -5203,7 +5197,7 @@
         <w:topLinePunct w:val="0"/>
         <w:bidi w:val="0"/>
       </w:pPr>
-      <w:bookmarkStart w:id="50" w:name="_Toc17887"/>
+      <w:bookmarkStart w:id="50" w:name="_Toc20705"/>
       <w:r>
         <w:rPr>
           <w:rFonts w:hint="eastAsia"/>
@@ -5249,7 +5243,7 @@
         <w:topLinePunct w:val="0"/>
         <w:bidi w:val="0"/>
       </w:pPr>
-      <w:bookmarkStart w:id="51" w:name="_Toc8019"/>
+      <w:bookmarkStart w:id="51" w:name="_Toc23728"/>
       <w:r>
         <w:t>相关记录</w:t>
       </w:r>
